--- a/backend/src/assets/dryer_template.docx
+++ b/backend/src/assets/dryer_template.docx
@@ -3737,7 +3737,7 @@
                 <w:i/>
                 <w:sz w:val="24"/>
               </w:rPr>
-              <w:t>{units}</w:t>
+              <w:t>Set</w:t>
             </w:r>
           </w:p>
         </w:tc>
@@ -3762,7 +3762,7 @@
                 <w:i/>
                 <w:sz w:val="24"/>
               </w:rPr>
-              <w:t>{unitPrice}/-</w:t>
+              <w:t>{totalAmt}/-</w:t>
             </w:r>
             <w:r>
               <w:rPr>
@@ -3991,13 +3991,13 @@
           <w:sz w:val="24"/>
         </w:rPr>
         <w:tab/>
+        <w:t>{amountWords}</w:t>
       </w:r>
       <w:r>
         <w:rPr>
           <w:b/>
           <w:sz w:val="24"/>
         </w:rPr>
-        <w:t>{amountWords}</w:t>
       </w:r>
     </w:p>
     <w:p>
@@ -5090,7 +5090,7 @@
                     <pic:cNvPicPr/>
                   </pic:nvPicPr>
                   <pic:blipFill rotWithShape="1">
-                    <a:blip r:embed="rIdBodyImg2">
+                    <a:blip r:embed="rIdBodyImg1">
                       <a:extLst>
                         <a:ext uri="{28A0092B-C50C-407E-A947-70E740481C1C}">
                           <a14:useLocalDpi xmlns:a14="http://schemas.microsoft.com/office/drawing/2010/main" val="0"/>
@@ -5329,7 +5329,7 @@
                     <pic:cNvPicPr/>
                   </pic:nvPicPr>
                   <pic:blipFill>
-                    <a:blip r:embed="rIdBodyImg1" cstate="print">
+                    <a:blip r:embed="rIdBodyImg2" cstate="print">
                       <a:extLst>
                         <a:ext uri="{28A0092B-C50C-407E-A947-70E740481C1C}">
                           <a14:useLocalDpi xmlns:a14="http://schemas.microsoft.com/office/drawing/2010/main" val="0"/>
@@ -5625,6 +5625,135 @@
     </w:p>
   </w:endnote>
 </w:endnotes>
+</file>
+
+<file path=word/footer1.xml><?xml version="1.0" encoding="utf-8"?>
+<w:ftr xmlns:wpc="http://schemas.microsoft.com/office/word/2010/wordprocessingCanvas" xmlns:cx="http://schemas.microsoft.com/office/drawing/2014/chartex" xmlns:cx1="http://schemas.microsoft.com/office/drawing/2015/9/8/chartex" xmlns:cx2="http://schemas.microsoft.com/office/drawing/2015/10/21/chartex" xmlns:cx3="http://schemas.microsoft.com/office/drawing/2016/5/9/chartex" xmlns:cx4="http://schemas.microsoft.com/office/drawing/2016/5/10/chartex" xmlns:cx5="http://schemas.microsoft.com/office/drawing/2016/5/11/chartex" xmlns:cx6="http://schemas.microsoft.com/office/drawing/2016/5/12/chartex" xmlns:cx7="http://schemas.microsoft.com/office/drawing/2016/5/13/chartex" xmlns:cx8="http://schemas.microsoft.com/office/drawing/2016/5/14/chartex" xmlns:mc="http://schemas.openxmlformats.org/markup-compatibility/2006" xmlns:aink="http://schemas.microsoft.com/office/drawing/2016/ink" xmlns:am3d="http://schemas.microsoft.com/office/drawing/2017/model3d" xmlns:o="urn:schemas-microsoft-com:office:office" xmlns:oel="http://schemas.microsoft.com/office/2019/extlst" xmlns:r="http://schemas.openxmlformats.org/officeDocument/2006/relationships" xmlns:m="http://schemas.openxmlformats.org/officeDocument/2006/math" xmlns:v="urn:schemas-microsoft-com:vml" xmlns:wp14="http://schemas.microsoft.com/office/word/2010/wordprocessingDrawing" xmlns:wp="http://schemas.openxmlformats.org/drawingml/2006/wordprocessingDrawing" xmlns:w10="urn:schemas-microsoft-com:office:word" xmlns:w="http://schemas.openxmlformats.org/wordprocessingml/2006/main" xmlns:w14="http://schemas.microsoft.com/office/word/2010/wordml" xmlns:w15="http://schemas.microsoft.com/office/word/2012/wordml" xmlns:w16cex="http://schemas.microsoft.com/office/word/2018/wordml/cex" xmlns:w16cid="http://schemas.microsoft.com/office/word/2016/wordml/cid" xmlns:w16="http://schemas.microsoft.com/office/word/2018/wordml" xmlns:w16du="http://schemas.microsoft.com/office/word/2023/wordml/word16du" xmlns:w16sdtdh="http://schemas.microsoft.com/office/word/2020/wordml/sdtdatahash" xmlns:w16sdtfl="http://schemas.microsoft.com/office/word/2024/wordml/sdtformatlock" xmlns:w16se="http://schemas.microsoft.com/office/word/2015/wordml/symex" xmlns:wpg="http://schemas.microsoft.com/office/word/2010/wordprocessingGroup" xmlns:wpi="http://schemas.microsoft.com/office/word/2010/wordprocessingInk" xmlns:wne="http://schemas.microsoft.com/office/word/2006/wordml" xmlns:wps="http://schemas.microsoft.com/office/word/2010/wordprocessingShape" mc:Ignorable="w14 w15 w16se w16cid w16 w16cex w16sdtdh w16sdtfl w16du wp14">
+  <w:p>
+    <w:pPr>
+      <w:pStyle w:val="Footer"/>
+    </w:pPr>
+    <w:r>
+      <w:rPr>
+        <w:noProof/>
+        <w:lang w:val="en-IN" w:eastAsia="en-IN"/>
+      </w:rPr>
+      <mc:AlternateContent>
+        <mc:Choice Requires="wps">
+          <w:drawing>
+            <wp:anchor distT="0" distB="0" distL="114300" distR="114300" simplePos="0" relativeHeight="251662336" behindDoc="0" locked="0" layoutInCell="1" allowOverlap="1" wp14:anchorId="04A1D5DA" wp14:editId="758A5FC0">
+              <wp:simplePos x="0" y="0"/>
+              <wp:positionH relativeFrom="margin">
+                <wp:align>center</wp:align>
+              </wp:positionH>
+              <wp:positionV relativeFrom="paragraph">
+                <wp:posOffset>-33020</wp:posOffset>
+              </wp:positionV>
+              <wp:extent cx="7620000" cy="25400"/>
+              <wp:effectExtent l="0" t="0" r="19050" b="31750"/>
+              <wp:wrapNone/>
+              <wp:docPr id="1987603184" name="Straight Connector 4"/>
+              <wp:cNvGraphicFramePr/>
+              <a:graphic xmlns:a="http://schemas.openxmlformats.org/drawingml/2006/main">
+                <a:graphicData uri="http://schemas.microsoft.com/office/word/2010/wordprocessingShape">
+                  <wps:wsp>
+                    <wps:cNvCnPr/>
+                    <wps:spPr>
+                      <a:xfrm flipV="1">
+                        <a:off x="0" y="0"/>
+                        <a:ext cx="7620000" cy="25400"/>
+                      </a:xfrm>
+                      <a:prstGeom prst="line">
+                        <a:avLst/>
+                      </a:prstGeom>
+                    </wps:spPr>
+                    <wps:style>
+                      <a:lnRef idx="1">
+                        <a:schemeClr val="dk1"/>
+                      </a:lnRef>
+                      <a:fillRef idx="0">
+                        <a:schemeClr val="dk1"/>
+                      </a:fillRef>
+                      <a:effectRef idx="0">
+                        <a:schemeClr val="dk1"/>
+                      </a:effectRef>
+                      <a:fontRef idx="minor">
+                        <a:schemeClr val="tx1"/>
+                      </a:fontRef>
+                    </wps:style>
+                    <wps:bodyPr/>
+                  </wps:wsp>
+                </a:graphicData>
+              </a:graphic>
+            </wp:anchor>
+          </w:drawing>
+        </mc:Choice>
+        <mc:Fallback>
+          <w:pict>
+            <v:line w14:anchorId="75FD7E9B" id="Straight Connector 4" o:spid="_x0000_s1026" style="position:absolute;flip:y;z-index:251662336;visibility:visible;mso-wrap-style:square;mso-wrap-distance-left:9pt;mso-wrap-distance-top:0;mso-wrap-distance-right:9pt;mso-wrap-distance-bottom:0;mso-position-horizontal:center;mso-position-horizontal-relative:margin;mso-position-vertical:absolute;mso-position-vertical-relative:text" from="0,-2.6pt" to="600pt,-.6pt" o:gfxdata="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" strokecolor="black [3040]">
+              <w10:wrap anchorx="margin"/>
+            </v:line>
+          </w:pict>
+        </mc:Fallback>
+      </mc:AlternateContent>
+    </w:r>
+    <w:r>
+      <w:rPr>
+        <w:noProof/>
+        <w:lang w:val="en-IN" w:eastAsia="en-IN"/>
+      </w:rPr>
+      <w:drawing>
+        <wp:anchor distT="0" distB="0" distL="0" distR="0" simplePos="0" relativeHeight="251655680" behindDoc="1" locked="0" layoutInCell="1" allowOverlap="1" wp14:anchorId="5C357401" wp14:editId="0AB91E6D">
+          <wp:simplePos x="0" y="0"/>
+          <wp:positionH relativeFrom="margin">
+            <wp:align>center</wp:align>
+          </wp:positionH>
+          <wp:positionV relativeFrom="margin">
+            <wp:posOffset>7769860</wp:posOffset>
+          </wp:positionV>
+          <wp:extent cx="7393305" cy="334010"/>
+          <wp:effectExtent l="0" t="0" r="0" b="8890"/>
+          <wp:wrapNone/>
+          <wp:docPr id="54793547" name="image1.jpeg"/>
+          <wp:cNvGraphicFramePr>
+            <a:graphicFrameLocks xmlns:a="http://schemas.openxmlformats.org/drawingml/2006/main" noChangeAspect="1"/>
+          </wp:cNvGraphicFramePr>
+          <a:graphic xmlns:a="http://schemas.openxmlformats.org/drawingml/2006/main">
+            <a:graphicData uri="http://schemas.openxmlformats.org/drawingml/2006/picture">
+              <pic:pic xmlns:pic="http://schemas.openxmlformats.org/drawingml/2006/picture">
+                <pic:nvPicPr>
+                  <pic:cNvPr id="18" name="image1.jpeg"/>
+                  <pic:cNvPicPr>
+                    <a:picLocks noChangeAspect="1"/>
+                  </pic:cNvPicPr>
+                </pic:nvPicPr>
+                <pic:blipFill>
+                  <a:blip r:embed="rId1" cstate="print"/>
+                  <a:srcRect t="96620"/>
+                  <a:stretch>
+                    <a:fillRect/>
+                  </a:stretch>
+                </pic:blipFill>
+                <pic:spPr>
+                  <a:xfrm>
+                    <a:off x="0" y="0"/>
+                    <a:ext cx="7393305" cy="334010"/>
+                  </a:xfrm>
+                  <a:prstGeom prst="rect">
+                    <a:avLst/>
+                  </a:prstGeom>
+                  <a:ln>
+                    <a:noFill/>
+                  </a:ln>
+                </pic:spPr>
+              </pic:pic>
+            </a:graphicData>
+          </a:graphic>
+        </wp:anchor>
+      </w:drawing>
+    </w:r>
+  </w:p>
+</w:ftr>
 </file>
 
 <file path=word/footnotes.xml><?xml version="1.0" encoding="utf-8"?>
@@ -5913,6 +6042,46 @@
         <w:lang w:val="en-IN" w:eastAsia="en-IN"/>
       </w:rPr>
       <w:tab/>
+    </w:r>
+  </w:p>
+</w:hdr>
+</file>
+
+<file path=word/header3.xml><?xml version="1.0" encoding="utf-8"?>
+<w:hdr xmlns:wpc="http://schemas.microsoft.com/office/word/2010/wordprocessingCanvas" xmlns:cx="http://schemas.microsoft.com/office/drawing/2014/chartex" xmlns:cx1="http://schemas.microsoft.com/office/drawing/2015/9/8/chartex" xmlns:cx2="http://schemas.microsoft.com/office/drawing/2015/10/21/chartex" xmlns:cx3="http://schemas.microsoft.com/office/drawing/2016/5/9/chartex" xmlns:cx4="http://schemas.microsoft.com/office/drawing/2016/5/10/chartex" xmlns:cx5="http://schemas.microsoft.com/office/drawing/2016/5/11/chartex" xmlns:cx6="http://schemas.microsoft.com/office/drawing/2016/5/12/chartex" xmlns:cx7="http://schemas.microsoft.com/office/drawing/2016/5/13/chartex" xmlns:cx8="http://schemas.microsoft.com/office/drawing/2016/5/14/chartex" xmlns:mc="http://schemas.openxmlformats.org/markup-compatibility/2006" xmlns:aink="http://schemas.microsoft.com/office/drawing/2016/ink" xmlns:am3d="http://schemas.microsoft.com/office/drawing/2017/model3d" xmlns:o="urn:schemas-microsoft-com:office:office" xmlns:oel="http://schemas.microsoft.com/office/2019/extlst" xmlns:r="http://schemas.openxmlformats.org/officeDocument/2006/relationships" xmlns:m="http://schemas.openxmlformats.org/officeDocument/2006/math" xmlns:v="urn:schemas-microsoft-com:vml" xmlns:wp14="http://schemas.microsoft.com/office/word/2010/wordprocessingDrawing" xmlns:wp="http://schemas.openxmlformats.org/drawingml/2006/wordprocessingDrawing" xmlns:w10="urn:schemas-microsoft-com:office:word" xmlns:w="http://schemas.openxmlformats.org/wordprocessingml/2006/main" xmlns:w14="http://schemas.microsoft.com/office/word/2010/wordml" xmlns:w15="http://schemas.microsoft.com/office/word/2012/wordml" xmlns:w16cex="http://schemas.microsoft.com/office/word/2018/wordml/cex" xmlns:w16cid="http://schemas.microsoft.com/office/word/2016/wordml/cid" xmlns:w16="http://schemas.microsoft.com/office/word/2018/wordml" xmlns:w16du="http://schemas.microsoft.com/office/word/2023/wordml/word16du" xmlns:w16sdtdh="http://schemas.microsoft.com/office/word/2020/wordml/sdtdatahash" xmlns:w16sdtfl="http://schemas.microsoft.com/office/word/2024/wordml/sdtformatlock" xmlns:w16se="http://schemas.microsoft.com/office/word/2015/wordml/symex" xmlns:wpg="http://schemas.microsoft.com/office/word/2010/wordprocessingGroup" xmlns:wpi="http://schemas.microsoft.com/office/word/2010/wordprocessingInk" xmlns:wne="http://schemas.microsoft.com/office/word/2006/wordml" xmlns:wps="http://schemas.microsoft.com/office/word/2010/wordprocessingShape" mc:Ignorable="w14 w15 w16se w16cid w16 w16cex w16sdtdh w16sdtfl w16du wp14">
+  <w:p>
+    <w:pPr>
+      <w:pStyle w:val="Header"/>
+    </w:pPr>
+    <w:r>
+      <w:rPr>
+        <w:noProof/>
+      </w:rPr>
+      <w:pict w14:anchorId="4BFC55FF">
+        <v:shapetype id="_x0000_t75" coordsize="21600,21600" o:spt="75" o:preferrelative="t" path="m@4@5l@4@11@9@11@9@5xe" filled="f" stroked="f">
+          <v:stroke joinstyle="miter"/>
+          <v:formulas>
+            <v:f eqn="if lineDrawn pixelLineWidth 0"/>
+            <v:f eqn="sum @0 1 0"/>
+            <v:f eqn="sum 0 0 @1"/>
+            <v:f eqn="prod @2 1 2"/>
+            <v:f eqn="prod @3 21600 pixelWidth"/>
+            <v:f eqn="prod @3 21600 pixelHeight"/>
+            <v:f eqn="sum @0 0 1"/>
+            <v:f eqn="prod @6 1 2"/>
+            <v:f eqn="prod @7 21600 pixelWidth"/>
+            <v:f eqn="sum @8 21600 0"/>
+            <v:f eqn="prod @7 21600 pixelHeight"/>
+            <v:f eqn="sum @10 21600 0"/>
+          </v:formulas>
+          <v:path o:extrusionok="f" gradientshapeok="t" o:connecttype="rect"/>
+          <o:lock v:ext="edit" aspectratio="t"/>
+        </v:shapetype>
+        <v:shape id="WordPictureWatermark519619296" o:spid="_x0000_s1041" type="#_x0000_t75" style="position:absolute;margin-left:0;margin-top:0;width:466.9pt;height:400.1pt;z-index:-251658240;mso-position-horizontal:center;mso-position-horizontal-relative:margin;mso-position-vertical:center;mso-position-vertical-relative:margin" o:allowincell="f">
+          <v:imagedata r:id="rId1" o:title="kvb-logo" gain="19661f" blacklevel="22938f"/>
+          <w10:wrap anchorx="margin" anchory="margin"/>
+        </v:shape>
+      </w:pict>
     </w:r>
   </w:p>
 </w:hdr>

--- a/backend/src/assets/dryer_template.docx
+++ b/backend/src/assets/dryer_template.docx
@@ -10,30 +10,14 @@
         </w:tabs>
         <w:spacing w:before="209"/>
         <w:ind w:right="-279"/>
-        <w:rPr/>
       </w:pPr>
       <w:r>
         <w:t xml:space="preserve">        To,</w:t>
+      </w:r>
+      <w:r>
         <w:tab/>
         <w:t>Date :{qtnDate}</w:t>
       </w:r>
-      <w:r>
-        <w:rPr/>
-      </w:r>
-      <w:r>
-        <w:rPr/>
-      </w:r>
-      <w:r>
-        <w:rPr>
-          <w:spacing w:val="-3"/>
-        </w:rPr>
-      </w:r>
-      <w:r>
-        <w:rPr/>
-      </w:r>
-      <w:r>
-        <w:rPr/>
-      </w:r>
     </w:p>
     <w:p>
       <w:pPr>
@@ -51,20 +35,6 @@
         </w:rPr>
         <w:t xml:space="preserve">               {toName}</w:t>
       </w:r>
-      <w:r>
-        <w:rPr>
-          <w:sz w:val="28"/>
-          <w:szCs w:val="28"/>
-        </w:rPr>
-      </w:r>
-      <w:proofErr w:type="spellStart"/>
-      <w:r>
-        <w:rPr>
-          <w:sz w:val="28"/>
-          <w:szCs w:val="28"/>
-        </w:rPr>
-      </w:r>
-      <w:proofErr w:type="spellEnd"/>
     </w:p>
     <w:p>
       <w:pPr>
@@ -84,151 +54,6 @@
           <w:szCs w:val="24"/>
         </w:rPr>
         <w:t xml:space="preserve">   Sub: {subjectLine}  </w:t>
-      </w:r>
-      <w:r>
-        <w:rPr>
-          <w:b/>
-          <w:color w:val="575757"/>
-          <w:sz w:val="28"/>
-          <w:szCs w:val="28"/>
-        </w:rPr>
-      </w:r>
-      <w:r>
-        <w:rPr>
-          <w:b/>
-          <w:color w:val="575757"/>
-          <w:spacing w:val="-2"/>
-          <w:sz w:val="28"/>
-          <w:szCs w:val="28"/>
-        </w:rPr>
-      </w:r>
-      <w:r>
-        <w:rPr>
-          <w:b/>
-          <w:color w:val="575757"/>
-          <w:sz w:val="28"/>
-          <w:szCs w:val="28"/>
-        </w:rPr>
-      </w:r>
-      <w:r>
-        <w:rPr>
-          <w:b/>
-          <w:color w:val="575757"/>
-          <w:sz w:val="28"/>
-          <w:szCs w:val="28"/>
-        </w:rPr>
-      </w:r>
-      <w:r>
-        <w:rPr>
-          <w:b/>
-          <w:color w:val="575757"/>
-          <w:sz w:val="28"/>
-          <w:szCs w:val="28"/>
-        </w:rPr>
-      </w:r>
-      <w:r>
-        <w:rPr>
-          <w:b/>
-          <w:bCs/>
-          <w:color w:val="575757"/>
-          <w:sz w:val="28"/>
-          <w:szCs w:val="28"/>
-        </w:rPr>
-      </w:r>
-      <w:r>
-        <w:rPr>
-          <w:b/>
-          <w:bCs/>
-          <w:color w:val="575757"/>
-          <w:sz w:val="28"/>
-          <w:szCs w:val="28"/>
-        </w:rPr>
-      </w:r>
-      <w:r>
-        <w:rPr>
-          <w:b/>
-          <w:bCs/>
-          <w:color w:val="575757"/>
-          <w:sz w:val="28"/>
-          <w:szCs w:val="28"/>
-        </w:rPr>
-      </w:r>
-      <w:r>
-        <w:rPr>
-          <w:rStyle w:val="Strong"/>
-          <w:b w:val="0"/>
-          <w:sz w:val="28"/>
-          <w:szCs w:val="28"/>
-        </w:rPr>
-      </w:r>
-      <w:r>
-        <w:rPr>
-          <w:b/>
-          <w:color w:val="575757"/>
-          <w:sz w:val="28"/>
-          <w:szCs w:val="28"/>
-        </w:rPr>
-      </w:r>
-      <w:r>
-        <w:rPr>
-          <w:b/>
-          <w:color w:val="575757"/>
-          <w:spacing w:val="-1"/>
-          <w:sz w:val="28"/>
-          <w:szCs w:val="28"/>
-        </w:rPr>
-      </w:r>
-      <w:r>
-        <w:rPr>
-          <w:b/>
-          <w:color w:val="575757"/>
-          <w:sz w:val="28"/>
-          <w:szCs w:val="28"/>
-        </w:rPr>
-      </w:r>
-      <w:r>
-        <w:rPr>
-          <w:b/>
-          <w:color w:val="575757"/>
-          <w:spacing w:val="-2"/>
-          <w:sz w:val="28"/>
-          <w:szCs w:val="28"/>
-        </w:rPr>
-      </w:r>
-      <w:r>
-        <w:rPr>
-          <w:b/>
-          <w:color w:val="575757"/>
-          <w:sz w:val="28"/>
-          <w:szCs w:val="28"/>
-        </w:rPr>
-      </w:r>
-      <w:r>
-        <w:rPr>
-          <w:b/>
-          <w:color w:val="575757"/>
-          <w:spacing w:val="-2"/>
-          <w:sz w:val="28"/>
-          <w:szCs w:val="28"/>
-        </w:rPr>
-      </w:r>
-      <w:r>
-        <w:rPr>
-          <w:b/>
-          <w:color w:val="575757"/>
-          <w:spacing w:val="-2"/>
-          <w:sz w:val="28"/>
-          <w:szCs w:val="28"/>
-        </w:rPr>
-      </w:r>
-      <w:r>
-        <w:rPr>
-          <w:b/>
-          <w:color w:val="575757"/>
-          <w:spacing w:val="-2"/>
-          <w:sz w:val="28"/>
-          <w:szCs w:val="28"/>
-        </w:rPr>
       </w:r>
     </w:p>
     <w:p>
@@ -1371,18 +1196,6 @@
     </w:p>
     <w:p>
       <w:pPr>
-        <w:widowControl/>
-        <w:autoSpaceDE/>
-        <w:autoSpaceDN/>
-        <w:rPr>
-          <w:b/>
-          <w:sz w:val="28"/>
-          <w:szCs w:val="28"/>
-        </w:rPr>
-      </w:pPr>
-    </w:p>
-    <w:p>
-      <w:pPr>
         <w:pStyle w:val="ListParagraph"/>
         <w:numPr>
           <w:ilvl w:val="0"/>
@@ -1405,7 +1218,6 @@
         <w:t>Technical specifications</w:t>
       </w:r>
     </w:p>
-    <w:p/>
     <w:p>
       <w:pPr>
         <w:tabs>
@@ -1903,17 +1715,6 @@
               </w:rPr>
               <w:t>{productType}</w:t>
             </w:r>
-            <w:r>
-              <w:rPr>
-                <w:spacing w:val="-4"/>
-                <w:sz w:val="24"/>
-              </w:rPr>
-            </w:r>
-            <w:r>
-              <w:rPr>
-                <w:sz w:val="24"/>
-              </w:rPr>
-            </w:r>
           </w:p>
         </w:tc>
       </w:tr>
@@ -1969,21 +1770,6 @@
               </w:rPr>
               <w:t xml:space="preserve">{dimensions}  </w:t>
             </w:r>
-            <w:r>
-              <w:rPr>
-                <w:sz w:val="24"/>
-              </w:rPr>
-            </w:r>
-            <w:r>
-              <w:rPr>
-                <w:sz w:val="24"/>
-              </w:rPr>
-            </w:r>
-            <w:r>
-              <w:rPr>
-                <w:sz w:val="24"/>
-              </w:rPr>
-            </w:r>
           </w:p>
         </w:tc>
       </w:tr>
@@ -2051,22 +1837,6 @@
                 <w:sz w:val="24"/>
               </w:rPr>
               <w:t>{centerHeight}</w:t>
-            </w:r>
-            <w:r>
-              <w:rPr>
-                <w:sz w:val="24"/>
-              </w:rPr>
-            </w:r>
-            <w:r>
-              <w:rPr>
-                <w:spacing w:val="-1"/>
-                <w:sz w:val="24"/>
-              </w:rPr>
-            </w:r>
-            <w:r>
-              <w:rPr>
-                <w:sz w:val="24"/>
-              </w:rPr>
             </w:r>
           </w:p>
         </w:tc>
@@ -2362,50 +2132,6 @@
               </w:rPr>
               <w:t>{structureDoor}</w:t>
             </w:r>
-            <w:r>
-              <w:rPr>
-                <w:spacing w:val="-2"/>
-                <w:sz w:val="24"/>
-              </w:rPr>
-            </w:r>
-            <w:r>
-              <w:rPr>
-                <w:sz w:val="24"/>
-              </w:rPr>
-            </w:r>
-            <w:r>
-              <w:rPr>
-                <w:spacing w:val="-2"/>
-                <w:sz w:val="24"/>
-              </w:rPr>
-            </w:r>
-            <w:r>
-              <w:rPr>
-                <w:sz w:val="24"/>
-              </w:rPr>
-            </w:r>
-            <w:r>
-              <w:rPr>
-                <w:spacing w:val="-2"/>
-                <w:sz w:val="24"/>
-              </w:rPr>
-            </w:r>
-            <w:r>
-              <w:rPr>
-                <w:sz w:val="24"/>
-              </w:rPr>
-            </w:r>
-            <w:r>
-              <w:rPr>
-                <w:spacing w:val="-1"/>
-                <w:sz w:val="24"/>
-              </w:rPr>
-            </w:r>
-            <w:r>
-              <w:rPr>
-                <w:sz w:val="24"/>
-              </w:rPr>
-            </w:r>
           </w:p>
         </w:tc>
       </w:tr>
@@ -2474,61 +2200,6 @@
               </w:rPr>
               <w:t>{purlin}</w:t>
             </w:r>
-            <w:r>
-              <w:rPr>
-                <w:spacing w:val="-2"/>
-                <w:sz w:val="24"/>
-              </w:rPr>
-            </w:r>
-            <w:r>
-              <w:rPr>
-                <w:sz w:val="24"/>
-              </w:rPr>
-            </w:r>
-            <w:r>
-              <w:rPr>
-                <w:spacing w:val="-2"/>
-                <w:sz w:val="24"/>
-              </w:rPr>
-            </w:r>
-            <w:r>
-              <w:rPr>
-                <w:sz w:val="24"/>
-              </w:rPr>
-            </w:r>
-            <w:r>
-              <w:rPr>
-                <w:spacing w:val="-1"/>
-                <w:sz w:val="24"/>
-              </w:rPr>
-            </w:r>
-            <w:r>
-              <w:rPr>
-                <w:sz w:val="24"/>
-              </w:rPr>
-            </w:r>
-            <w:r>
-              <w:rPr>
-                <w:spacing w:val="1"/>
-                <w:sz w:val="24"/>
-              </w:rPr>
-            </w:r>
-            <w:r>
-              <w:rPr>
-                <w:sz w:val="24"/>
-              </w:rPr>
-            </w:r>
-            <w:r>
-              <w:rPr>
-                <w:spacing w:val="-2"/>
-                <w:sz w:val="24"/>
-              </w:rPr>
-            </w:r>
-            <w:r>
-              <w:rPr>
-                <w:sz w:val="24"/>
-              </w:rPr>
-            </w:r>
           </w:p>
         </w:tc>
       </w:tr>
@@ -2583,39 +2254,6 @@
                 <w:sz w:val="24"/>
               </w:rPr>
               <w:t>{arch}</w:t>
-            </w:r>
-            <w:r>
-              <w:rPr>
-                <w:spacing w:val="-2"/>
-                <w:sz w:val="24"/>
-              </w:rPr>
-            </w:r>
-            <w:r>
-              <w:rPr>
-                <w:sz w:val="24"/>
-              </w:rPr>
-            </w:r>
-            <w:r>
-              <w:rPr>
-                <w:spacing w:val="-3"/>
-                <w:sz w:val="24"/>
-              </w:rPr>
-            </w:r>
-            <w:r>
-              <w:rPr>
-                <w:sz w:val="24"/>
-              </w:rPr>
-            </w:r>
-            <w:r>
-              <w:rPr>
-                <w:spacing w:val="-2"/>
-                <w:sz w:val="24"/>
-              </w:rPr>
-            </w:r>
-            <w:r>
-              <w:rPr>
-                <w:sz w:val="24"/>
-              </w:rPr>
             </w:r>
           </w:p>
         </w:tc>
@@ -2975,105 +2613,6 @@
                 <w:sz w:val="24"/>
               </w:rPr>
               <w:t>{purlin} base plate 6 mm thickness</w:t>
-            </w:r>
-            <w:r>
-              <w:rPr>
-                <w:spacing w:val="-2"/>
-                <w:sz w:val="24"/>
-              </w:rPr>
-            </w:r>
-            <w:r>
-              <w:rPr>
-                <w:sz w:val="24"/>
-              </w:rPr>
-            </w:r>
-            <w:r>
-              <w:rPr>
-                <w:spacing w:val="-2"/>
-                <w:sz w:val="24"/>
-              </w:rPr>
-            </w:r>
-            <w:r>
-              <w:rPr>
-                <w:sz w:val="24"/>
-              </w:rPr>
-            </w:r>
-            <w:r>
-              <w:rPr>
-                <w:spacing w:val="-1"/>
-                <w:sz w:val="24"/>
-              </w:rPr>
-            </w:r>
-            <w:r>
-              <w:rPr>
-                <w:sz w:val="24"/>
-              </w:rPr>
-            </w:r>
-            <w:r>
-              <w:rPr>
-                <w:spacing w:val="1"/>
-                <w:sz w:val="24"/>
-              </w:rPr>
-            </w:r>
-            <w:r>
-              <w:rPr>
-                <w:sz w:val="24"/>
-              </w:rPr>
-            </w:r>
-            <w:r>
-              <w:rPr>
-                <w:spacing w:val="-2"/>
-                <w:sz w:val="24"/>
-              </w:rPr>
-            </w:r>
-            <w:r>
-              <w:rPr>
-                <w:sz w:val="24"/>
-              </w:rPr>
-            </w:r>
-            <w:r>
-              <w:rPr>
-                <w:spacing w:val="-2"/>
-                <w:sz w:val="24"/>
-              </w:rPr>
-            </w:r>
-            <w:r>
-              <w:rPr>
-                <w:sz w:val="24"/>
-              </w:rPr>
-            </w:r>
-            <w:r>
-              <w:rPr>
-                <w:spacing w:val="-2"/>
-                <w:sz w:val="24"/>
-              </w:rPr>
-            </w:r>
-            <w:r>
-              <w:rPr>
-                <w:sz w:val="24"/>
-              </w:rPr>
-            </w:r>
-            <w:r>
-              <w:rPr>
-                <w:spacing w:val="-2"/>
-                <w:sz w:val="24"/>
-              </w:rPr>
-            </w:r>
-            <w:r>
-              <w:rPr>
-                <w:sz w:val="24"/>
-              </w:rPr>
-            </w:r>
-            <w:r>
-              <w:rPr>
-                <w:spacing w:val="-4"/>
-                <w:sz w:val="24"/>
-              </w:rPr>
-            </w:r>
-            <w:r>
-              <w:rPr>
-                <w:sz w:val="24"/>
-              </w:rPr>
             </w:r>
           </w:p>
         </w:tc>
@@ -3590,105 +3129,6 @@
               </w:rPr>
               <w:t xml:space="preserve">{itemDesc} </w:t>
             </w:r>
-            <w:r>
-              <w:rPr>
-                <w:b/>
-                <w:i/>
-                <w:spacing w:val="-13"/>
-                <w:sz w:val="24"/>
-              </w:rPr>
-            </w:r>
-            <w:r>
-              <w:rPr>
-                <w:b/>
-                <w:i/>
-                <w:sz w:val="24"/>
-              </w:rPr>
-            </w:r>
-            <w:r>
-              <w:rPr>
-                <w:b/>
-                <w:i/>
-                <w:spacing w:val="-11"/>
-                <w:sz w:val="24"/>
-              </w:rPr>
-            </w:r>
-            <w:r>
-              <w:rPr>
-                <w:b/>
-                <w:i/>
-                <w:sz w:val="24"/>
-              </w:rPr>
-            </w:r>
-            <w:r>
-              <w:rPr>
-                <w:b/>
-                <w:i/>
-                <w:spacing w:val="-10"/>
-                <w:sz w:val="24"/>
-              </w:rPr>
-            </w:r>
-            <w:r>
-              <w:rPr>
-                <w:b/>
-                <w:i/>
-                <w:sz w:val="24"/>
-              </w:rPr>
-            </w:r>
-            <w:r>
-              <w:rPr>
-                <w:b/>
-                <w:i/>
-                <w:spacing w:val="-5"/>
-                <w:sz w:val="24"/>
-              </w:rPr>
-            </w:r>
-            <w:r>
-              <w:rPr>
-                <w:b/>
-                <w:i/>
-                <w:sz w:val="24"/>
-              </w:rPr>
-            </w:r>
-            <w:r>
-              <w:rPr>
-                <w:b/>
-                <w:i/>
-                <w:spacing w:val="-9"/>
-                <w:sz w:val="24"/>
-              </w:rPr>
-            </w:r>
-            <w:r>
-              <w:rPr>
-                <w:b/>
-                <w:i/>
-                <w:sz w:val="24"/>
-              </w:rPr>
-            </w:r>
-            <w:r>
-              <w:rPr>
-                <w:b/>
-                <w:i/>
-                <w:spacing w:val="-51"/>
-                <w:sz w:val="24"/>
-              </w:rPr>
-            </w:r>
-            <w:r>
-              <w:rPr>
-                <w:b/>
-                <w:i/>
-                <w:spacing w:val="-2"/>
-                <w:sz w:val="24"/>
-              </w:rPr>
-            </w:r>
-            <w:r>
-              <w:rPr>
-                <w:b/>
-                <w:i/>
-                <w:spacing w:val="-1"/>
-                <w:sz w:val="24"/>
-              </w:rPr>
-            </w:r>
           </w:p>
         </w:tc>
         <w:tc>
@@ -3764,30 +3204,6 @@
               </w:rPr>
               <w:t>{totalAmt}/-</w:t>
             </w:r>
-            <w:r>
-              <w:rPr>
-                <w:i/>
-                <w:sz w:val="24"/>
-              </w:rPr>
-            </w:r>
-            <w:r>
-              <w:rPr>
-                <w:i/>
-                <w:sz w:val="24"/>
-              </w:rPr>
-            </w:r>
-            <w:r>
-              <w:rPr>
-                <w:i/>
-                <w:sz w:val="24"/>
-              </w:rPr>
-            </w:r>
-            <w:r>
-              <w:rPr>
-                <w:i/>
-                <w:sz w:val="24"/>
-              </w:rPr>
-            </w:r>
           </w:p>
         </w:tc>
         <w:tc>
@@ -3811,30 +3227,6 @@
                 <w:sz w:val="24"/>
               </w:rPr>
               <w:t>{totalAmt}/-</w:t>
-            </w:r>
-            <w:r>
-              <w:rPr>
-                <w:i/>
-                <w:sz w:val="24"/>
-              </w:rPr>
-            </w:r>
-            <w:r>
-              <w:rPr>
-                <w:i/>
-                <w:sz w:val="24"/>
-              </w:rPr>
-            </w:r>
-            <w:r>
-              <w:rPr>
-                <w:i/>
-                <w:sz w:val="24"/>
-              </w:rPr>
-            </w:r>
-            <w:r>
-              <w:rPr>
-                <w:i/>
-                <w:sz w:val="24"/>
-              </w:rPr>
             </w:r>
           </w:p>
         </w:tc>
@@ -3910,48 +3302,6 @@
               </w:rPr>
               <w:t>{totalAmt}/-</w:t>
             </w:r>
-            <w:r>
-              <w:rPr>
-                <w:b/>
-                <w:i/>
-                <w:sz w:val="24"/>
-              </w:rPr>
-            </w:r>
-            <w:r>
-              <w:rPr>
-                <w:b/>
-                <w:i/>
-                <w:sz w:val="24"/>
-              </w:rPr>
-            </w:r>
-            <w:r>
-              <w:rPr>
-                <w:b/>
-                <w:i/>
-                <w:sz w:val="24"/>
-              </w:rPr>
-            </w:r>
-            <w:r>
-              <w:rPr>
-                <w:b/>
-                <w:i/>
-                <w:sz w:val="24"/>
-              </w:rPr>
-            </w:r>
-            <w:r>
-              <w:rPr>
-                <w:b/>
-                <w:i/>
-                <w:sz w:val="24"/>
-              </w:rPr>
-            </w:r>
-            <w:r>
-              <w:rPr>
-                <w:b/>
-                <w:i/>
-                <w:sz w:val="24"/>
-              </w:rPr>
-            </w:r>
           </w:p>
         </w:tc>
       </w:tr>
@@ -3991,13 +3341,12 @@
           <w:sz w:val="24"/>
         </w:rPr>
         <w:tab/>
+      </w:r>
+      <w:r>
+        <w:rPr>
+          <w:sz w:val="24"/>
+        </w:rPr>
         <w:t>{amountWords}</w:t>
-      </w:r>
-      <w:r>
-        <w:rPr>
-          <w:b/>
-          <w:sz w:val="24"/>
-        </w:rPr>
       </w:r>
     </w:p>
     <w:p>
@@ -4017,18 +3366,6 @@
         <w:pStyle w:val="ListParagraph"/>
         <w:spacing w:before="56"/>
         <w:ind w:left="720" w:firstLine="0"/>
-        <w:rPr>
-          <w:b/>
-          <w:sz w:val="28"/>
-          <w:szCs w:val="28"/>
-        </w:rPr>
-      </w:pPr>
-    </w:p>
-    <w:p>
-      <w:pPr>
-        <w:widowControl/>
-        <w:autoSpaceDE/>
-        <w:autoSpaceDN/>
         <w:rPr>
           <w:b/>
           <w:sz w:val="28"/>
@@ -4116,6 +3453,7 @@
           <w:sz w:val="28"/>
           <w:szCs w:val="28"/>
         </w:rPr>
+        <w:lastRenderedPageBreak/>
         <w:t xml:space="preserve">Term &amp; condition: </w:t>
       </w:r>
     </w:p>
@@ -4183,16 +3521,6 @@
         </w:rPr>
         <w:t>Payment Terms – {paymentTerms}</w:t>
       </w:r>
-      <w:r>
-        <w:rPr>
-          <w:lang w:val="en-GB" w:eastAsia="en-GB"/>
-        </w:rPr>
-      </w:r>
-      <w:r>
-        <w:rPr>
-          <w:lang w:val="en-GB" w:eastAsia="en-GB"/>
-        </w:rPr>
-      </w:r>
     </w:p>
     <w:p>
       <w:pPr>
@@ -4251,16 +3579,6 @@
         </w:rPr>
         <w:t>Fright and insurance – {deliveryTerms}</w:t>
       </w:r>
-      <w:r>
-        <w:rPr>
-          <w:lang w:val="en-GB" w:eastAsia="en-GB"/>
-        </w:rPr>
-      </w:r>
-      <w:r>
-        <w:rPr>
-          <w:lang w:val="en-GB" w:eastAsia="en-GB"/>
-        </w:rPr>
-      </w:r>
     </w:p>
     <w:p>
       <w:pPr>
@@ -4280,21 +3598,6 @@
           <w:lang w:val="en-GB" w:eastAsia="en-GB"/>
         </w:rPr>
         <w:t>Taxes and duties- As applicable at time of despatch, {gstRate}</w:t>
-      </w:r>
-      <w:r>
-        <w:rPr>
-          <w:lang w:val="en-GB" w:eastAsia="en-GB"/>
-        </w:rPr>
-      </w:r>
-      <w:r>
-        <w:rPr>
-          <w:lang w:val="en-GB" w:eastAsia="en-GB"/>
-        </w:rPr>
-      </w:r>
-      <w:r>
-        <w:rPr>
-          <w:lang w:val="en-GB" w:eastAsia="en-GB"/>
-        </w:rPr>
       </w:r>
     </w:p>
     <w:p>
@@ -5090,7 +4393,7 @@
                     <pic:cNvPicPr/>
                   </pic:nvPicPr>
                   <pic:blipFill rotWithShape="1">
-                    <a:blip r:embed="rIdBodyImg1">
+                    <a:blip r:embed="rId9">
                       <a:extLst>
                         <a:ext uri="{28A0092B-C50C-407E-A947-70E740481C1C}">
                           <a14:useLocalDpi xmlns:a14="http://schemas.microsoft.com/office/drawing/2010/main" val="0"/>
@@ -5252,31 +4555,19 @@
     </w:p>
     <w:p>
       <w:pPr>
+        <w:spacing w:before="56"/>
+        <w:rPr>
+          <w:b/>
+        </w:rPr>
+      </w:pPr>
+    </w:p>
+    <w:p>
+      <w:pPr>
         <w:pStyle w:val="ListParagraph"/>
         <w:spacing w:before="56"/>
         <w:ind w:left="720" w:firstLine="0"/>
         <w:rPr>
           <w:b/>
-        </w:rPr>
-      </w:pPr>
-    </w:p>
-    <w:p>
-      <w:pPr>
-        <w:pStyle w:val="ListParagraph"/>
-        <w:spacing w:before="56"/>
-        <w:ind w:left="720" w:firstLine="0"/>
-        <w:rPr>
-          <w:b/>
-        </w:rPr>
-      </w:pPr>
-    </w:p>
-    <w:p>
-      <w:pPr>
-        <w:pStyle w:val="ListParagraph"/>
-        <w:spacing w:before="56"/>
-        <w:ind w:left="720" w:firstLine="0"/>
-        <w:rPr>
-          <w:b/>
           <w:sz w:val="44"/>
           <w:szCs w:val="44"/>
         </w:rPr>
@@ -5287,7 +4578,15 @@
           <w:sz w:val="44"/>
           <w:szCs w:val="44"/>
         </w:rPr>
-        <w:t>For Coffee Beans Drying</w:t>
+        <w:t>F</w:t>
+      </w:r>
+      <w:r>
+        <w:rPr>
+          <w:b/>
+          <w:sz w:val="44"/>
+          <w:szCs w:val="44"/>
+        </w:rPr>
+        <w:t>or Coffee Beans Drying</w:t>
       </w:r>
     </w:p>
     <w:p>
@@ -5329,7 +4628,7 @@
                     <pic:cNvPicPr/>
                   </pic:nvPicPr>
                   <pic:blipFill>
-                    <a:blip r:embed="rIdBodyImg2" cstate="print">
+                    <a:blip r:embed="rId10" cstate="print">
                       <a:extLst>
                         <a:ext uri="{28A0092B-C50C-407E-A947-70E740481C1C}">
                           <a14:useLocalDpi xmlns:a14="http://schemas.microsoft.com/office/drawing/2010/main" val="0"/>
@@ -5517,7 +4816,7 @@
         </w:rPr>
         <w:t xml:space="preserve"> </w:t>
       </w:r>
-      <w:hyperlink r:id="rId11" w:history="1">
+      <w:hyperlink w:history="1">
         <w:r>
           <w:rPr>
             <w:rStyle w:val="Hyperlink"/>
@@ -5548,7 +4847,7 @@
         </w:rPr>
         <w:t xml:space="preserve"> </w:t>
       </w:r>
-      <w:hyperlink r:id="rId12" w:history="1">
+      <w:hyperlink w:history="1">
         <w:r>
           <w:rPr>
             <w:rStyle w:val="Hyperlink"/>
@@ -5577,7 +4876,7 @@
       <w:r>
         <w:t xml:space="preserve"> </w:t>
       </w:r>
-      <w:hyperlink r:id="rId13" w:history="1">
+      <w:hyperlink w:history="1">
         <w:r>
           <w:rPr>
             <w:rStyle w:val="Hyperlink"/>
@@ -5595,10 +4894,10 @@
       </w:r>
     </w:p>
     <w:sectPr>
-      <w:headerReference w:type="even" r:id="rId9"/>
-      <w:headerReference w:type="default" r:id="rId10"/>
-      <w:footerReference w:type="default" r:id="rId11"/>
-      <w:headerReference w:type="first" r:id="rId12"/>
+      <w:headerReference w:type="even" r:id="rId11"/>
+      <w:headerReference w:type="default" r:id="rId12"/>
+      <w:footerReference w:type="default" r:id="rId13"/>
+      <w:headerReference w:type="first" r:id="rId14"/>
       <w:pgSz w:w="12240" w:h="15840"/>
       <w:pgMar w:top="2400" w:right="1440" w:bottom="1440" w:left="1440" w:header="720" w:footer="969" w:gutter="0"/>
       <w:cols w:space="720"/>
@@ -8378,6 +7677,10 @@
 </file>
 
 <file path=customXml/item1.xml><?xml version="1.0" encoding="utf-8"?>
+<b:Sources xmlns:b="http://schemas.openxmlformats.org/officeDocument/2006/bibliography" xmlns="http://schemas.openxmlformats.org/officeDocument/2006/bibliography" SelectedStyle="\APASixthEditionOfficeOnline.xsl" StyleName="APA" Version="6"/>
+</file>
+
+<file path=customXml/item2.xml><?xml version="1.0" encoding="utf-8"?>
 <s:customData xmlns="http://www.wps.cn/officeDocument/2013/wpsCustomData" xmlns:s="http://www.wps.cn/officeDocument/2013/wpsCustomData">
   <customSectProps/>
   <customShpExts>
@@ -8388,22 +7691,18 @@
 </s:customData>
 </file>
 
-<file path=customXml/item2.xml><?xml version="1.0" encoding="utf-8"?>
-<b:Sources xmlns:b="http://schemas.openxmlformats.org/officeDocument/2006/bibliography" xmlns="http://schemas.openxmlformats.org/officeDocument/2006/bibliography" SelectedStyle="\APASixthEditionOfficeOnline.xsl" StyleName="APA" Version="6"/>
+<file path=customXml/itemProps1.xml><?xml version="1.0" encoding="utf-8"?>
+<ds:datastoreItem xmlns:ds="http://schemas.openxmlformats.org/officeDocument/2006/customXml" ds:itemID="{BF8884A8-7F0A-482B-B61F-B66BC09BAEBD}">
+  <ds:schemaRefs>
+    <ds:schemaRef ds:uri="http://schemas.openxmlformats.org/officeDocument/2006/bibliography"/>
+  </ds:schemaRefs>
+</ds:datastoreItem>
 </file>
 
-<file path=customXml/itemProps1.xml><?xml version="1.0" encoding="utf-8"?>
+<file path=customXml/itemProps2.xml><?xml version="1.0" encoding="utf-8"?>
 <ds:datastoreItem xmlns:ds="http://schemas.openxmlformats.org/officeDocument/2006/customXml" ds:itemID="{B1977F7D-205B-4081-913C-38D41E755F92}">
   <ds:schemaRefs>
     <ds:schemaRef ds:uri="http://www.wps.cn/officeDocument/2013/wpsCustomData"/>
   </ds:schemaRefs>
 </ds:datastoreItem>
-</file>
-
-<file path=customXml/itemProps2.xml><?xml version="1.0" encoding="utf-8"?>
-<ds:datastoreItem xmlns:ds="http://schemas.openxmlformats.org/officeDocument/2006/customXml" ds:itemID="{BF8884A8-7F0A-482B-B61F-B66BC09BAEBD}">
-  <ds:schemaRefs>
-    <ds:schemaRef ds:uri="http://schemas.openxmlformats.org/officeDocument/2006/bibliography"/>
-  </ds:schemaRefs>
-</ds:datastoreItem>
 </file>
--- a/backend/src/assets/dryer_template.docx
+++ b/backend/src/assets/dryer_template.docx
@@ -53,7 +53,21 @@
           <w:sz w:val="24"/>
           <w:szCs w:val="24"/>
         </w:rPr>
-        <w:t xml:space="preserve">   Sub: {subjectLine}  </w:t>
+        <w:t xml:space="preserve">   Sub: </w:t>
+      </w:r>
+      <w:r>
+        <w:rPr>
+          <w:sz w:val="24"/>
+          <w:szCs w:val="24"/>
+        </w:rPr>
+        <w:t>{qutoref}</w:t>
+      </w:r>
+      <w:r>
+        <w:rPr>
+          <w:sz w:val="24"/>
+          <w:szCs w:val="24"/>
+        </w:rPr>
+        <w:t xml:space="preserve">{subjectLine}  </w:t>
       </w:r>
     </w:p>
     <w:p>
@@ -3341,11 +3355,6 @@
           <w:sz w:val="24"/>
         </w:rPr>
         <w:tab/>
-      </w:r>
-      <w:r>
-        <w:rPr>
-          <w:sz w:val="24"/>
-        </w:rPr>
         <w:t>{amountWords}</w:t>
       </w:r>
     </w:p>
@@ -4282,15 +4291,7 @@
       </w:r>
       <w:r>
         <w:tab/>
-        <w:t xml:space="preserve">: </w:t>
-      </w:r>
-      <w:proofErr w:type="spellStart"/>
-      <w:r>
-        <w:t>Ramnagar</w:t>
-      </w:r>
-      <w:proofErr w:type="spellEnd"/>
-      <w:r>
-        <w:t xml:space="preserve"> Branch, Dharwad</w:t>
+        <w:t>: Ramnagar Branch, Dharwad</w:t>
       </w:r>
     </w:p>
     <w:p>
@@ -4578,15 +4579,7 @@
           <w:sz w:val="44"/>
           <w:szCs w:val="44"/>
         </w:rPr>
-        <w:t>F</w:t>
-      </w:r>
-      <w:r>
-        <w:rPr>
-          <w:b/>
-          <w:sz w:val="44"/>
-          <w:szCs w:val="44"/>
-        </w:rPr>
-        <w:t>or Coffee Beans Drying</w:t>
+        <w:t>For Coffee Beans Drying</w:t>
       </w:r>
     </w:p>
     <w:p>
@@ -7677,10 +7670,6 @@
 </file>
 
 <file path=customXml/item1.xml><?xml version="1.0" encoding="utf-8"?>
-<b:Sources xmlns:b="http://schemas.openxmlformats.org/officeDocument/2006/bibliography" xmlns="http://schemas.openxmlformats.org/officeDocument/2006/bibliography" SelectedStyle="\APASixthEditionOfficeOnline.xsl" StyleName="APA" Version="6"/>
-</file>
-
-<file path=customXml/item2.xml><?xml version="1.0" encoding="utf-8"?>
 <s:customData xmlns="http://www.wps.cn/officeDocument/2013/wpsCustomData" xmlns:s="http://www.wps.cn/officeDocument/2013/wpsCustomData">
   <customSectProps/>
   <customShpExts>
@@ -7691,18 +7680,22 @@
 </s:customData>
 </file>
 
+<file path=customXml/item2.xml><?xml version="1.0" encoding="utf-8"?>
+<b:Sources xmlns:b="http://schemas.openxmlformats.org/officeDocument/2006/bibliography" xmlns="http://schemas.openxmlformats.org/officeDocument/2006/bibliography" SelectedStyle="\APASixthEditionOfficeOnline.xsl" StyleName="APA" Version="6"/>
+</file>
+
 <file path=customXml/itemProps1.xml><?xml version="1.0" encoding="utf-8"?>
+<ds:datastoreItem xmlns:ds="http://schemas.openxmlformats.org/officeDocument/2006/customXml" ds:itemID="{B1977F7D-205B-4081-913C-38D41E755F92}">
+  <ds:schemaRefs>
+    <ds:schemaRef ds:uri="http://www.wps.cn/officeDocument/2013/wpsCustomData"/>
+  </ds:schemaRefs>
+</ds:datastoreItem>
+</file>
+
+<file path=customXml/itemProps2.xml><?xml version="1.0" encoding="utf-8"?>
 <ds:datastoreItem xmlns:ds="http://schemas.openxmlformats.org/officeDocument/2006/customXml" ds:itemID="{BF8884A8-7F0A-482B-B61F-B66BC09BAEBD}">
   <ds:schemaRefs>
     <ds:schemaRef ds:uri="http://schemas.openxmlformats.org/officeDocument/2006/bibliography"/>
   </ds:schemaRefs>
 </ds:datastoreItem>
-</file>
-
-<file path=customXml/itemProps2.xml><?xml version="1.0" encoding="utf-8"?>
-<ds:datastoreItem xmlns:ds="http://schemas.openxmlformats.org/officeDocument/2006/customXml" ds:itemID="{B1977F7D-205B-4081-913C-38D41E755F92}">
-  <ds:schemaRefs>
-    <ds:schemaRef ds:uri="http://www.wps.cn/officeDocument/2013/wpsCustomData"/>
-  </ds:schemaRefs>
-</ds:datastoreItem>
 </file>